--- a/formal_choptuik/monographs/ru/Monograph_I_Roadmap_RU.docx
+++ b/formal_choptuik/monographs/ru/Monograph_I_Roadmap_RU.docx
@@ -173,7 +173,7 @@
                 <w:sz w:val="24"/>
                 <w:szCs w:val="24"/>
               </w:rPr>
-              <w:t xml:space="preserve">Версия 0.3.0 · Нальчик · 2026</w:t>
+              <w:t>Нальчик · 2026</w:t>
             </w:r>
           </w:p>
           <w:p>
@@ -275,6 +275,21 @@
           <w:szCs w:val="24"/>
         </w:rPr>
         <w:t xml:space="preserve">Предлагается трёхфазная дорожная карта длительностью 27 месяцев: фундамент (геометрия, анализ, интервальная арифметика, мост Lean–Python), существование (ньютоновская коррекция в банаховом пространстве по стратегии Рейтерера–Трубовица, теорема о неявной функции) и устойчивость (спектральный анализ, вывод γ = 1/λ₀, универсальность). Обосновывается выбор Lean 4 с mathlib по итогам сравнения с Isabelle/HOL и Coq/Rocq; описывается архитектура моста ZeroMQ с интервальными сертификатами и аксиоматическая база из трёх стандартных аксиом Lean.</w:t>
+      </w:r>
+    </w:p>
+    <w:p>
+      <w:pPr>
+        <w:spacing w:after="80"/>
+        <w:ind w:firstLine="480"/>
+        <w:jc w:val="both"/>
+      </w:pPr>
+      <w:r>
+        <w:rPr>
+          <w:rFonts w:ascii="Times New Roman" w:hAnsi="Times New Roman"/>
+          <w:color w:val="242424"/>
+          <w:sz w:val="24"/>
+        </w:rPr>
+        <w:t>Примечание о состоянии программы. После написания этого тома программа продвинулась: дерево теории свободно от обязательств (ни одного sorry) и чисто по аксиомам, интервальная арифметика (гэп G5) закрыта с доказанными теоремами корректности, аксиоматическая база (G6) зафиксирована и проверяется в CI, а мост Lean⇄Python несёт живой канал сертификатов, чьи точные рациональные артефакты проверяются в Lean и разряжаются в итоговые теоремы. Настоящий том сохраняет исходную перспективу дорожной карты; ревизионный снимок текущего состояния дан в Томе III серии «Канал сертификатов и архитектура доверия».</w:t>
       </w:r>
     </w:p>
     <w:p>
@@ -3071,7 +3086,7 @@
           <w:sz w:val="21"/>
           <w:szCs w:val="21"/>
         </w:rPr>
-        <w:t xml:space="preserve">Рис. 6. Диаграмма Ганта: четырнадцать задач трёх этапов, вехи на 6-м, 18-м и 27-м месяцах.</w:t>
+        <w:t>Рис. 6. Диаграмма Ганта: семнадцать задач трёх этапов, вехи на 6-м, 18-м и 27-м месяцах.</w:t>
       </w:r>
     </w:p>
     <w:p>
@@ -5533,7 +5548,7 @@
           <w:sz w:val="24"/>
           <w:szCs w:val="24"/>
         </w:rPr>
-        <w:t xml:space="preserve">Мост — это JSON поверх ZeroMQ в режиме REQ/REP: Lean инициирует каждый запрос, сервис отвечает. Шесть методов — ping, spectrum, scaling_fit, echo_period, evolve, interval_bound — покрывают полный цикл: от проверки живости до строгих интервальных оценок. Протокол версионируется и заблокирован регрессионными тестами: изменение протокола без парного теста в том же коммите запрещено дисциплиной репозитория. Lean-сторона потребляет только сертификаты; сырые числа с плавающей запятой не пересекают границу в доказательный слой — это правило зафиксировано в аксиоматической базе и проверяется ревью.</w:t>
+        <w:t>Мост — это JSON поверх ZeroMQ в режиме REQ/REP: Lean инициирует каждый запрос, сервис отвечает. Семь методов — ping, spectrum, scaling_fit, echo_period, evolve, interval_bound, certificate — покрывают полный цикл: от проверки живости до строгих интервальных оценок; метод certificate питает доказательный офлайн-канал, чьи точные рациональные артефакты проверяются в Lean и разряжаются в итоговые теоремы. Протокол версионируется и заблокирован регрессионными тестами: изменение протокола без парного теста в том же коммите запрещено дисциплиной репозитория. Lean-сторона потребляет только сертификаты; сырые числа с плавающей запятой не пересекают границу в доказательный слой — это правило зафиксировано в аксиоматической базе и проверяется ревью.</w:t>
       </w:r>
     </w:p>
     <w:p>
